--- a/LAB4/11_DH_CNPM2-LAB4_1150080150_DangDuongNguyen.docx
+++ b/LAB4/11_DH_CNPM2-LAB4_1150080150_DangDuongNguyen.docx
@@ -67,7 +67,7 @@
         <w:rPr>
           <w:lang w:val="vi-VN"/>
         </w:rPr>
-        <w:t>https://youtu.be/TCDNrLL7To4</w:t>
+        <w:t>https://youtu.be/jIC_sRlanjw</w:t>
       </w:r>
     </w:p>
     <w:p>
